--- a/printables/gardens/U5-garden.docx
+++ b/printables/gardens/U5-garden.docx
@@ -29,12 +29,12 @@
           <w:color w:val="E85D04"/>
           <w:sz w:val="32"/>
         </w:rPr>
-        <w:t>语文园地五（习作） · 日积月累练习</w:t>
+        <w:t>语文园地五（习作） · 日积月累过关测</w:t>
       </w:r>
     </w:p>
     <w:p>
       <w:pPr>
-        <w:spacing w:before="0" w:after="160" w:line="288" w:lineRule="auto"/>
+        <w:spacing w:before="0" w:after="80" w:line="288" w:lineRule="auto"/>
         <w:jc w:val="center"/>
       </w:pPr>
       <w:r>
@@ -44,7 +44,21 @@
           <w:color w:val="1C1917"/>
           <w:sz w:val="22"/>
         </w:rPr>
-        <w:t>第五单元 · 习作单元　|　A4　|　姓名：________　日期：________</w:t>
+        <w:t>第五单元 · 习作单元　|　题型对齐单元卷　|　姓名：________　日期：________</w:t>
+      </w:r>
+    </w:p>
+    <w:p>
+      <w:pPr>
+        <w:spacing w:before="0" w:after="160" w:line="288" w:lineRule="auto"/>
+      </w:pPr>
+      <w:r>
+        <w:rPr>
+          <w:rFonts w:ascii="宋体" w:hAnsi="宋体" w:eastAsia="宋体"/>
+          <w:b w:val="0"/>
+          <w:color w:val="C2410C"/>
+          <w:sz w:val="20"/>
+        </w:rPr>
+        <w:t>不看书完成。测默写、填空、据意写句（及本单元词句运用）。</w:t>
       </w:r>
     </w:p>
     <w:p>

--- a/printables/gardens/U5-garden.docx
+++ b/printables/gardens/U5-garden.docx
@@ -27,9 +27,9 @@
           <w:rFonts w:ascii="宋体" w:hAnsi="宋体" w:eastAsia="宋体"/>
           <w:b/>
           <w:color w:val="E85D04"/>
-          <w:sz w:val="32"/>
+          <w:sz w:val="30"/>
         </w:rPr>
-        <w:t>语文园地五（习作） · 日积月累过关测</w:t>
+        <w:t>语文园地五（习作） · 日积月累（约10–15分钟）</w:t>
       </w:r>
     </w:p>
     <w:p>
@@ -44,12 +44,12 @@
           <w:color w:val="1C1917"/>
           <w:sz w:val="22"/>
         </w:rPr>
-        <w:t>第五单元 · 习作单元　|　题型对齐单元卷　|　姓名：________　日期：________</w:t>
+        <w:t>第五单元 · 习作单元　|　A4　|　姓名：________　日期：________　用时：____分钟</w:t>
       </w:r>
     </w:p>
     <w:p>
       <w:pPr>
-        <w:spacing w:before="0" w:after="160" w:line="288" w:lineRule="auto"/>
+        <w:spacing w:before="0" w:after="120" w:line="288" w:lineRule="auto"/>
       </w:pPr>
       <w:r>
         <w:rPr>
@@ -58,7 +58,7 @@
           <w:color w:val="C2410C"/>
           <w:sz w:val="20"/>
         </w:rPr>
-        <w:t>不看书完成。测默写、填空、据意写句（及本单元词句运用）。</w:t>
+        <w:t>不看书。题量按10–15分钟设计；做不完的题可改日再练。</w:t>
       </w:r>
     </w:p>
     <w:p>
@@ -72,7 +72,7 @@
           <w:color w:val="E85D04"/>
           <w:sz w:val="24"/>
         </w:rPr>
-        <w:t>一、本单元要点（习作单元）</w:t>
+        <w:t>一、习作要点（读一读）</w:t>
       </w:r>
     </w:p>
     <w:p>
@@ -82,25 +82,11 @@
       <w:r>
         <w:rPr>
           <w:rFonts w:ascii="宋体" w:hAnsi="宋体" w:eastAsia="宋体"/>
-          <w:b/>
+          <w:b w:val="0"/>
           <w:color w:val="1C1917"/>
-          <w:sz w:val="26"/>
-        </w:rPr>
-        <w:t>本单元重点：写清楚事情的经过</w:t>
-      </w:r>
-    </w:p>
-    <w:p>
-      <w:pPr>
-        <w:spacing w:before="0" w:after="160" w:line="288" w:lineRule="auto"/>
-      </w:pPr>
-      <w:r>
-        <w:rPr>
-          <w:rFonts w:ascii="宋体" w:hAnsi="宋体" w:eastAsia="宋体"/>
-          <w:b w:val="0"/>
-          <w:color w:val="C2410C"/>
           <w:sz w:val="24"/>
         </w:rPr>
-        <w:t>第五单元是习作单元，教材没有「日积月累」古诗文；请把功夫放在把一件事写清楚（起因—经过—结果），学习例文《我家的杏熟了》《小木船》。</w:t>
+        <w:t>· 本单元重点：写清楚事情的经过</w:t>
       </w:r>
     </w:p>
     <w:p>
@@ -114,12 +100,12 @@
           <w:color w:val="E85D04"/>
           <w:sz w:val="24"/>
         </w:rPr>
-        <w:t>二、把一件事写清楚（提纲）</w:t>
+        <w:t>二、提纲（写关键词即可）</w:t>
       </w:r>
     </w:p>
     <w:p>
       <w:pPr>
-        <w:spacing w:before="0" w:after="160" w:line="288" w:lineRule="auto"/>
+        <w:spacing w:before="0" w:after="120" w:line="288" w:lineRule="auto"/>
       </w:pPr>
       <w:r>
         <w:rPr>
@@ -128,12 +114,12 @@
           <w:color w:val="1C1917"/>
           <w:sz w:val="24"/>
         </w:rPr>
-        <w:t>起因：________________________________________________</w:t>
+        <w:t>起因：________________________________</w:t>
       </w:r>
     </w:p>
     <w:p>
       <w:pPr>
-        <w:spacing w:before="0" w:after="80" w:line="288" w:lineRule="auto"/>
+        <w:spacing w:before="0" w:after="120" w:line="288" w:lineRule="auto"/>
       </w:pPr>
       <w:r>
         <w:rPr>
@@ -142,54 +128,12 @@
           <w:color w:val="1C1917"/>
           <w:sz w:val="24"/>
         </w:rPr>
-        <w:t>经过（写具体）：</w:t>
+        <w:t>经过：________________________________</w:t>
       </w:r>
     </w:p>
     <w:p>
       <w:pPr>
-        <w:spacing w:before="0" w:after="200" w:line="288" w:lineRule="auto"/>
-      </w:pPr>
-      <w:r>
-        <w:rPr>
-          <w:rFonts w:ascii="宋体" w:hAnsi="宋体" w:eastAsia="宋体"/>
-          <w:b w:val="0"/>
-          <w:color w:val="1C1917"/>
-          <w:sz w:val="28"/>
-        </w:rPr>
-        <w:t>＿＿＿＿＿＿＿＿＿＿＿＿＿＿＿＿＿＿＿＿＿＿＿＿＿＿＿＿＿＿</w:t>
-      </w:r>
-    </w:p>
-    <w:p>
-      <w:pPr>
-        <w:spacing w:before="0" w:after="200" w:line="288" w:lineRule="auto"/>
-      </w:pPr>
-      <w:r>
-        <w:rPr>
-          <w:rFonts w:ascii="宋体" w:hAnsi="宋体" w:eastAsia="宋体"/>
-          <w:b w:val="0"/>
-          <w:color w:val="1C1917"/>
-          <w:sz w:val="28"/>
-        </w:rPr>
-        <w:t>＿＿＿＿＿＿＿＿＿＿＿＿＿＿＿＿＿＿＿＿＿＿＿＿＿＿＿＿＿＿</w:t>
-      </w:r>
-    </w:p>
-    <w:p>
-      <w:pPr>
-        <w:spacing w:before="0" w:after="200" w:line="288" w:lineRule="auto"/>
-      </w:pPr>
-      <w:r>
-        <w:rPr>
-          <w:rFonts w:ascii="宋体" w:hAnsi="宋体" w:eastAsia="宋体"/>
-          <w:b w:val="0"/>
-          <w:color w:val="1C1917"/>
-          <w:sz w:val="28"/>
-        </w:rPr>
-        <w:t>＿＿＿＿＿＿＿＿＿＿＿＿＿＿＿＿＿＿＿＿＿＿＿＿＿＿＿＿＿＿</w:t>
-      </w:r>
-    </w:p>
-    <w:p>
-      <w:pPr>
-        <w:spacing w:before="0" w:after="160" w:line="288" w:lineRule="auto"/>
+        <w:spacing w:before="0" w:after="120" w:line="288" w:lineRule="auto"/>
       </w:pPr>
       <w:r>
         <w:rPr>
@@ -198,7 +142,21 @@
           <w:color w:val="1C1917"/>
           <w:sz w:val="24"/>
         </w:rPr>
-        <w:t>结果：________________________________________________</w:t>
+        <w:t>结果：________________________________</w:t>
+      </w:r>
+    </w:p>
+    <w:p>
+      <w:pPr>
+        <w:spacing w:before="120" w:after="60" w:line="288" w:lineRule="auto"/>
+      </w:pPr>
+      <w:r>
+        <w:rPr>
+          <w:rFonts w:ascii="宋体" w:hAnsi="宋体" w:eastAsia="宋体"/>
+          <w:b w:val="0"/>
+          <w:color w:val="C2410C"/>
+          <w:sz w:val="20"/>
+        </w:rPr>
+        <w:t>□约10–15分钟完成　□错题入档</w:t>
       </w:r>
     </w:p>
     <w:sectPr>
